--- a/HTML/Modules/Final_Project/Final Project Proposal.docx
+++ b/HTML/Modules/Final_Project/Final Project Proposal.docx
@@ -585,18 +585,47 @@
         <w:t>Wireframe or UI Sketch</w:t>
       </w:r>
     </w:p>
-    <w:p>
-      <w:pPr>
-        <w:pStyle w:val="ListParagraph"/>
-        <w:numPr>
-          <w:ilvl w:val="0"/>
-          <w:numId w:val="14"/>
-        </w:numPr>
-      </w:pPr>
-      <w:r>
-        <w:t xml:space="preserve">Homepage: </w:t>
-      </w:r>
-    </w:p>
+    <w:p/>
+    <w:p>
+      <w:r>
+        <w:drawing>
+          <wp:inline distT="0" distB="0" distL="0" distR="0" wp14:anchorId="48EB299F" wp14:editId="2A39C545">
+            <wp:extent cx="4680065" cy="2370391"/>
+            <wp:effectExtent l="0" t="0" r="6350" b="0"/>
+            <wp:docPr id="1878868554" name="Picture 1"/>
+            <wp:cNvGraphicFramePr>
+              <a:graphicFrameLocks xmlns:a="http://schemas.openxmlformats.org/drawingml/2006/main" noChangeAspect="1"/>
+            </wp:cNvGraphicFramePr>
+            <a:graphic xmlns:a="http://schemas.openxmlformats.org/drawingml/2006/main">
+              <a:graphicData uri="http://schemas.openxmlformats.org/drawingml/2006/picture">
+                <pic:pic xmlns:pic="http://schemas.openxmlformats.org/drawingml/2006/picture">
+                  <pic:nvPicPr>
+                    <pic:cNvPr id="1878868554" name=""/>
+                    <pic:cNvPicPr/>
+                  </pic:nvPicPr>
+                  <pic:blipFill>
+                    <a:blip r:embed="rId5"/>
+                    <a:stretch>
+                      <a:fillRect/>
+                    </a:stretch>
+                  </pic:blipFill>
+                  <pic:spPr>
+                    <a:xfrm>
+                      <a:off x="0" y="0"/>
+                      <a:ext cx="4693032" cy="2376959"/>
+                    </a:xfrm>
+                    <a:prstGeom prst="rect">
+                      <a:avLst/>
+                    </a:prstGeom>
+                  </pic:spPr>
+                </pic:pic>
+              </a:graphicData>
+            </a:graphic>
+          </wp:inline>
+        </w:drawing>
+      </w:r>
+    </w:p>
+    <w:p/>
     <w:p/>
     <w:p>
       <w:pPr>

--- a/HTML/Modules/Final_Project/Final Project Proposal.docx
+++ b/HTML/Modules/Final_Project/Final Project Proposal.docx
@@ -552,6 +552,176 @@
       <w:pPr>
         <w:pStyle w:val="ListParagraph"/>
         <w:numPr>
+          <w:ilvl w:val="1"/>
+          <w:numId w:val="12"/>
+        </w:numPr>
+      </w:pPr>
+      <w:r>
+        <w:t xml:space="preserve">NHL: </w:t>
+      </w:r>
+      <w:hyperlink r:id="rId5" w:history="1">
+        <w:r>
+          <w:rPr>
+            <w:rStyle w:val="Hyperlink"/>
+          </w:rPr>
+          <w:t>https://api-web.nhle.com/v1/</w:t>
+        </w:r>
+      </w:hyperlink>
+    </w:p>
+    <w:p>
+      <w:pPr>
+        <w:pStyle w:val="ListParagraph"/>
+        <w:numPr>
+          <w:ilvl w:val="2"/>
+          <w:numId w:val="12"/>
+        </w:numPr>
+      </w:pPr>
+      <w:proofErr w:type="spellStart"/>
+      <w:r>
+        <w:t>Boxscore</w:t>
+      </w:r>
+      <w:proofErr w:type="spellEnd"/>
+      <w:r>
+        <w:t>: /</w:t>
+      </w:r>
+      <w:proofErr w:type="spellStart"/>
+      <w:r>
+        <w:t>gamecenter</w:t>
+      </w:r>
+      <w:proofErr w:type="spellEnd"/>
+      <w:r>
+        <w:t>/[</w:t>
+      </w:r>
+      <w:proofErr w:type="spellStart"/>
+      <w:r>
+        <w:t>gameId</w:t>
+      </w:r>
+      <w:proofErr w:type="spellEnd"/>
+      <w:r>
+        <w:t>]</w:t>
+      </w:r>
+      <w:r>
+        <w:t>/</w:t>
+      </w:r>
+      <w:proofErr w:type="spellStart"/>
+      <w:r>
+        <w:t>boxscore</w:t>
+      </w:r>
+      <w:proofErr w:type="spellEnd"/>
+    </w:p>
+    <w:p>
+      <w:pPr>
+        <w:pStyle w:val="ListParagraph"/>
+        <w:numPr>
+          <w:ilvl w:val="2"/>
+          <w:numId w:val="12"/>
+        </w:numPr>
+      </w:pPr>
+    </w:p>
+    <w:p>
+      <w:pPr>
+        <w:pStyle w:val="ListParagraph"/>
+        <w:numPr>
+          <w:ilvl w:val="1"/>
+          <w:numId w:val="12"/>
+        </w:numPr>
+      </w:pPr>
+      <w:r>
+        <w:t xml:space="preserve">MLB: </w:t>
+      </w:r>
+      <w:hyperlink r:id="rId6" w:history="1">
+        <w:r>
+          <w:rPr>
+            <w:rStyle w:val="Hyperlink"/>
+          </w:rPr>
+          <w:t>https://statsapi.mlb.com/api/v1/</w:t>
+        </w:r>
+      </w:hyperlink>
+    </w:p>
+    <w:p>
+      <w:pPr>
+        <w:pStyle w:val="ListParagraph"/>
+        <w:numPr>
+          <w:ilvl w:val="1"/>
+          <w:numId w:val="12"/>
+        </w:numPr>
+      </w:pPr>
+      <w:r>
+        <w:t xml:space="preserve">NBA: </w:t>
+      </w:r>
+      <w:hyperlink r:id="rId7" w:history="1">
+        <w:r>
+          <w:rPr>
+            <w:rStyle w:val="Hyperlink"/>
+          </w:rPr>
+          <w:t>https://stats.nba.com/stats/</w:t>
+        </w:r>
+      </w:hyperlink>
+    </w:p>
+    <w:p>
+      <w:pPr>
+        <w:pStyle w:val="ListParagraph"/>
+        <w:numPr>
+          <w:ilvl w:val="1"/>
+          <w:numId w:val="12"/>
+        </w:numPr>
+      </w:pPr>
+      <w:r>
+        <w:t xml:space="preserve">NFL: </w:t>
+      </w:r>
+      <w:hyperlink r:id="rId8" w:history="1">
+        <w:r>
+          <w:rPr>
+            <w:rStyle w:val="Hyperlink"/>
+          </w:rPr>
+          <w:t>https://site.api.espn.com/apis/site/v2/sports/football/nfl/scoreboard</w:t>
+        </w:r>
+      </w:hyperlink>
+    </w:p>
+    <w:p>
+      <w:pPr>
+        <w:pStyle w:val="ListParagraph"/>
+        <w:numPr>
+          <w:ilvl w:val="1"/>
+          <w:numId w:val="12"/>
+        </w:numPr>
+      </w:pPr>
+      <w:hyperlink r:id="rId9" w:history="1">
+        <w:r>
+          <w:rPr>
+            <w:rStyle w:val="Hyperlink"/>
+          </w:rPr>
+          <w:t>https://api-sports.io</w:t>
+        </w:r>
+      </w:hyperlink>
+      <w:r>
+        <w:t xml:space="preserve"> for </w:t>
+      </w:r>
+      <w:r>
+        <w:t>one API for all sports</w:t>
+      </w:r>
+    </w:p>
+    <w:p>
+      <w:pPr>
+        <w:pStyle w:val="ListParagraph"/>
+        <w:numPr>
+          <w:ilvl w:val="2"/>
+          <w:numId w:val="12"/>
+        </w:numPr>
+      </w:pPr>
+      <w:r>
+        <w:t xml:space="preserve">Need to create </w:t>
+      </w:r>
+      <w:proofErr w:type="spellStart"/>
+      <w:r>
+        <w:t>acount</w:t>
+      </w:r>
+      <w:proofErr w:type="spellEnd"/>
+    </w:p>
+    <w:p>
+      <w:pPr>
+        <w:pStyle w:val="ListParagraph"/>
+        <w:numPr>
           <w:ilvl w:val="0"/>
           <w:numId w:val="12"/>
         </w:numPr>
@@ -588,6 +758,10 @@
     <w:p/>
     <w:p>
       <w:r>
+        <w:rPr>
+          <w:noProof/>
+        </w:rPr>
+        <w:lastRenderedPageBreak/>
         <w:drawing>
           <wp:inline distT="0" distB="0" distL="0" distR="0" wp14:anchorId="48EB299F" wp14:editId="2A39C545">
             <wp:extent cx="4680065" cy="2370391"/>
@@ -604,7 +778,7 @@
                     <pic:cNvPicPr/>
                   </pic:nvPicPr>
                   <pic:blipFill>
-                    <a:blip r:embed="rId5"/>
+                    <a:blip r:embed="rId10"/>
                     <a:stretch>
                       <a:fillRect/>
                     </a:stretch>
@@ -730,7 +904,7 @@
         <w:rFonts w:hint="default"/>
       </w:rPr>
     </w:lvl>
-    <w:lvl w:ilvl="1" w:tplc="04090019" w:tentative="1">
+    <w:lvl w:ilvl="1" w:tplc="04090019">
       <w:start w:val="1"/>
       <w:numFmt w:val="lowerLetter"/>
       <w:lvlText w:val="%2."/>
@@ -739,7 +913,7 @@
         <w:ind w:left="2520" w:hanging="360"/>
       </w:pPr>
     </w:lvl>
-    <w:lvl w:ilvl="2" w:tplc="0409001B" w:tentative="1">
+    <w:lvl w:ilvl="2" w:tplc="0409001B">
       <w:start w:val="1"/>
       <w:numFmt w:val="lowerRoman"/>
       <w:lvlText w:val="%3."/>
@@ -2922,6 +3096,41 @@
       <w:spacing w:val="5"/>
     </w:rPr>
   </w:style>
+  <w:style w:type="character" w:styleId="Hyperlink">
+    <w:name w:val="Hyperlink"/>
+    <w:basedOn w:val="DefaultParagraphFont"/>
+    <w:uiPriority w:val="99"/>
+    <w:unhideWhenUsed/>
+    <w:rsid w:val="00250555"/>
+    <w:rPr>
+      <w:color w:val="467886" w:themeColor="hyperlink"/>
+      <w:u w:val="single"/>
+    </w:rPr>
+  </w:style>
+  <w:style w:type="character" w:styleId="UnresolvedMention">
+    <w:name w:val="Unresolved Mention"/>
+    <w:basedOn w:val="DefaultParagraphFont"/>
+    <w:uiPriority w:val="99"/>
+    <w:semiHidden/>
+    <w:unhideWhenUsed/>
+    <w:rsid w:val="00250555"/>
+    <w:rPr>
+      <w:color w:val="605E5C"/>
+      <w:shd w:val="clear" w:color="auto" w:fill="E1DFDD"/>
+    </w:rPr>
+  </w:style>
+  <w:style w:type="character" w:styleId="FollowedHyperlink">
+    <w:name w:val="FollowedHyperlink"/>
+    <w:basedOn w:val="DefaultParagraphFont"/>
+    <w:uiPriority w:val="99"/>
+    <w:semiHidden/>
+    <w:unhideWhenUsed/>
+    <w:rsid w:val="002D6120"/>
+    <w:rPr>
+      <w:color w:val="96607D" w:themeColor="followedHyperlink"/>
+      <w:u w:val="single"/>
+    </w:rPr>
+  </w:style>
 </w:styles>
 </file>
 
